--- a/Bao_Cao/Báo Cáo Lỗi.docx
+++ b/Bao_Cao/Báo Cáo Lỗi.docx
@@ -8502,6 +8502,20 @@
       <w:r>
         <w:t> "".</w:t>
       </w:r>
+    </w:p>
+    <w:p>
+      <w:pPr>
+        <w:spacing w:after="0" w:line="360" w:lineRule="auto"/>
+        <w:rPr>
+          <w:b/>
+          <w:bCs/>
+        </w:rPr>
+      </w:pPr>
+    </w:p>
+    <w:p>
+      <w:pPr>
+        <w:spacing w:after="0" w:line="360" w:lineRule="auto"/>
+      </w:pPr>
       <w:r>
         <w:rPr>
           <w:b/>
@@ -12055,6 +12069,7 @@
   <w:style w:type="character" w:default="1" w:styleId="DefaultParagraphFont">
     <w:name w:val="Default Paragraph Font"/>
     <w:uiPriority w:val="1"/>
+    <w:semiHidden/>
     <w:unhideWhenUsed/>
   </w:style>
   <w:style w:type="table" w:default="1" w:styleId="TableNormal">
